--- a/defense/docs/front_matter/NORMATIVE_REFERENCES_KZ_GOST_2026-08-13.docx
+++ b/defense/docs/front_matter/NORMATIVE_REFERENCES_KZ_GOST_2026-08-13.docx
@@ -14,6 +14,7 @@
           <w:b/>
           <w:i w:val="0"/>
           <w:sz w:val="32"/>
+          <w:u w:val="none"/>
         </w:rPr>
         <w:t>НОРМАТИВТІК СІЛТЕМЕЛЕР</w:t>
       </w:r>
@@ -29,6 +30,7 @@
           <w:b w:val="0"/>
           <w:i w:val="0"/>
           <w:sz w:val="28"/>
+          <w:u w:val="none"/>
         </w:rPr>
         <w:t>Бұл диссертацияда келесі стандарттарға сілтемелер пайдаланылды:</w:t>
       </w:r>
@@ -44,6 +46,7 @@
           <w:b w:val="0"/>
           <w:i w:val="0"/>
           <w:sz w:val="28"/>
+          <w:u w:val="none"/>
         </w:rPr>
         <w:t>Диссертация мен авторефератты ресімдеу жөніндегі нұсқаулық, Қазақстан Республикасы Білім және ғылым министрлігінің Жоғары аттестаттау комитеті, 2004 жылғы 28 қыркүйектегі № 377-3 ж.</w:t>
       </w:r>
@@ -59,6 +62,7 @@
           <w:b w:val="0"/>
           <w:i w:val="0"/>
           <w:sz w:val="28"/>
+          <w:u w:val="none"/>
         </w:rPr>
         <w:t>ГОСТ 7.32-2001. Ғылыми-зерттеу жұмысы туралы есеп. Құрылымы және ресімдеу ережелері.</w:t>
       </w:r>
@@ -74,6 +78,7 @@
           <w:b w:val="0"/>
           <w:i w:val="0"/>
           <w:sz w:val="28"/>
+          <w:u w:val="none"/>
         </w:rPr>
         <w:t>ГОСТ 7.1-2003. Библиографиялық жазба. Библиографиялық сипаттама. Жалпы талаптар мен жасау ережелері.</w:t>
       </w:r>
@@ -89,6 +94,7 @@
           <w:b w:val="0"/>
           <w:i w:val="0"/>
           <w:sz w:val="28"/>
+          <w:u w:val="none"/>
         </w:rPr>
         <w:t>СТ ҚР 34.005-2002. Ақпараттық технология. Негізгі терминдер мен анықтамалар (бірінші басылым).</w:t>
       </w:r>
@@ -104,6 +110,7 @@
           <w:b w:val="0"/>
           <w:i w:val="0"/>
           <w:sz w:val="28"/>
+          <w:u w:val="none"/>
         </w:rPr>
         <w:t>СТ ҚР 34.015-2002. Ақпараттық технология. Автоматтандырылған жүйелер стандарттарының жиынтығы. Ақпараттық жүйені құруға арналған техникалық тапсырма (бірінші басылым).</w:t>
       </w:r>
@@ -119,6 +126,7 @@
           <w:b w:val="0"/>
           <w:i w:val="0"/>
           <w:sz w:val="28"/>
+          <w:u w:val="none"/>
         </w:rPr>
         <w:t>СТ ҚР 34.027-2006. Ақпараттық технологиялар. Бағдарламалық құралдарды жіктеу (бірінші басылым).</w:t>
       </w:r>
@@ -134,6 +142,7 @@
           <w:b w:val="0"/>
           <w:i w:val="0"/>
           <w:sz w:val="28"/>
+          <w:u w:val="none"/>
         </w:rPr>
         <w:t>СТ ҚР 34.014-2002. Ақпараттық технология. Автоматтандырылған жүйелер стандарттарының жиынтығы. Автоматтандырылған жүйелер. Терминдер мен анықтамалар.</w:t>
       </w:r>
@@ -164,6 +173,7 @@
         <w:b w:val="0"/>
         <w:i w:val="0"/>
         <w:sz w:val="28"/>
+        <w:u w:val="none"/>
       </w:rPr>
       <w:fldChar w:fldCharType="begin"/>
       <w:instrText xml:space="preserve">PAGE</w:instrText>
